--- a/MASY1800_ET_Agent_Scaffold_v1_0/agents/disruption_agent/deliverables/06_Agent_Record.docx
+++ b/MASY1800_ET_Agent_Scaffold_v1_0/agents/disruption_agent/deliverables/06_Agent_Record.docx
@@ -8,11 +8,6 @@
       </w:pPr>
       <w:r>
         <w:t>Specialist Agent Record</w:t>
-      </w:r>
-    </w:p>
-    <w:p>
-      <w:r>
-        <w:t>Status: Completed record of work performed, including an explicit uncompleted behavioral-retest requirement. Not a claim of final submission readiness.</w:t>
       </w:r>
     </w:p>
     <w:p>
@@ -78,7 +73,7 @@
           </w:tcPr>
           <w:p>
             <w:r>
-              <w:t>Student to enter personal name/team before submission; no identity invented</w:t>
+              <w:t>Student to enter personal name/team before upload; identity not supplied</w:t>
             </w:r>
           </w:p>
         </w:tc>
@@ -112,7 +107,7 @@
           </w:tcPr>
           <w:p>
             <w:r>
-              <w:t>Case / review date</w:t>
+              <w:t>Case date</w:t>
             </w:r>
           </w:p>
         </w:tc>
@@ -122,7 +117,7 @@
           </w:tcPr>
           <w:p>
             <w:r>
-              <w:t>Case as of October 13, 2026; execution timestamps recorded in validation logs</w:t>
+              <w:t>October 13, 2026; validation execution timestamps in records/validation</w:t>
             </w:r>
           </w:p>
         </w:tc>
@@ -134,7 +129,7 @@
           </w:tcPr>
           <w:p>
             <w:r>
-              <w:t>GitHub repository</w:t>
+              <w:t>Repository</w:t>
             </w:r>
           </w:p>
         </w:tc>
@@ -178,7 +173,7 @@
           </w:tcPr>
           <w:p>
             <w:r>
-              <w:t>Commit / provenance</w:t>
+              <w:t>Commit / version</w:t>
             </w:r>
           </w:p>
         </w:tc>
@@ -188,7 +183,7 @@
           </w:tcPr>
           <w:p>
             <w:r>
-              <w:t>Received-run baseline: 3425092 (0.3-evidence-checked). Revised 0.4 source commit is recorded in the packaged submission_manifest.json; the containing Git history identifies the source revision</w:t>
+              <w:t>Actual v0 baseline 3425092, revision source 79b9814. Final packaged source SHA recorded in submission_manifest.json. Tested specialist remains 0.4-reviewed</w:t>
             </w:r>
           </w:p>
         </w:tc>
@@ -210,29 +205,7 @@
           </w:tcPr>
           <w:p>
             <w:r>
-              <w:t>MASY1800_ET_Agent_Scaffold_v1_0; all original manifest hashes preserved</w:t>
-            </w:r>
-          </w:p>
-        </w:tc>
-      </w:tr>
-      <w:tr>
-        <w:tc>
-          <w:tcPr>
-            <w:tcW w:type="dxa" w:w="5040"/>
-          </w:tcPr>
-          <w:p>
-            <w:r>
-              <w:t>Specialist version</w:t>
-            </w:r>
-          </w:p>
-        </w:tc>
-        <w:tc>
-          <w:tcPr>
-            <w:tcW w:type="dxa" w:w="5040"/>
-          </w:tcPr>
-          <w:p>
-            <w:r>
-              <w:t>0.4-reviewed; v0 replies identify 0.3-evidence-checked</w:t>
+              <w:t>MASY1800_ET_Agent_Scaffold_v1_0; original package/core/tool hashes verified</w:t>
             </w:r>
           </w:p>
         </w:tc>
@@ -259,7 +232,7 @@
         <w:pStyle w:val="ListBullet"/>
       </w:pPr>
       <w:r>
-        <w:t>ET: Human-assisted LLM public-source bilingual synthesis and draft recommendations, not autonomous fieldwork/negotiation.</w:t>
+        <w:t>ET: Human-assisted LLM public-source bilingual synthesis and recommendations, not autonomous interviews, partner negotiation or execution.</w:t>
       </w:r>
     </w:p>
     <w:p>
@@ -267,7 +240,7 @@
         <w:pStyle w:val="ListBullet"/>
       </w:pPr>
       <w:r>
-        <w:t>Application: U.S. competitor/customer/channel hypotheses and reviewed research packages for Chinese home/lifestyle brands.</w:t>
+        <w:t>Primary application: Paid U.S. competitor/customer/channel research packages for Chinese home/lifestyle brands.</w:t>
       </w:r>
     </w:p>
     <w:p>
@@ -275,7 +248,7 @@
         <w:pStyle w:val="ListBullet"/>
       </w:pPr>
       <w:r>
-        <w:t>Organization/industry: Hypothetical small report-led market-entry consultancy. Contrasts: fieldwork/execution-led consultancy and an internal brand expansion team. All attributes are declared assumptions.</w:t>
+        <w:t>Organization: Hypothetical small report-led market-entry consultancy. Contrasts: fieldwork/execution-led consultancy and brand's internal expansion team. Attributes are assumptions, not named-company facts.</w:t>
       </w:r>
     </w:p>
     <w:p>
@@ -283,7 +256,7 @@
         <w:pStyle w:val="ListBullet"/>
       </w:pPr>
       <w:r>
-        <w:t>Adoption posture: Moderate/fast follower; reversible public/redacted-data pilot and human sign-off.</w:t>
+        <w:t>Posture: Moderate/fast follower, approved public/redacted inputs and human sign-off.</w:t>
       </w:r>
     </w:p>
     <w:p>
@@ -291,7 +264,7 @@
         <w:pStyle w:val="ListBullet"/>
       </w:pPr>
       <w:r>
-        <w:t>Risk context: Incorrect advice, false citations, cultural misinterpretation, confidential information and misleading customer/partner claims. Legal/tax/customs/product compliance excluded.</w:t>
+        <w:t>Risk: Incorrect advice, false sources, confidentiality, cultural misinterpretation and unjustified customer/partner claims. Legal/tax/customs/product compliance excluded.</w:t>
       </w:r>
     </w:p>
     <w:p>
@@ -299,7 +272,7 @@
         <w:pStyle w:val="ListBullet"/>
       </w:pPr>
       <w:r>
-        <w:t>Decision/time: Next-12-month management response; near through October 13, 2027, mid through October 13, 2029, far thereafter. These are case vocabulary, not forecasts.</w:t>
+        <w:t>Decision/horizon: Next-12-month response. Near through October 13, 2027, mid through October 13, 2029, far thereafter; these are planning bins, not forecasts.</w:t>
       </w:r>
     </w:p>
     <w:p>
@@ -315,7 +288,7 @@
         <w:pStyle w:val="ListBullet"/>
       </w:pPr>
       <w:r>
-        <w:t>ET generally: All v0 general findings are exactly identical, appropriately preserving the limited drafting/synthesis capability, cross-sector evidence and uncertainty. Task assistance alone does not establish disruption.</w:t>
+        <w:t>ET generally: Actual v1 general findings are identical across the three cases. Draft assistance is plausible, but cross-sector results do not establish niche ROI or disruption.</w:t>
       </w:r>
     </w:p>
     <w:p>
@@ -323,7 +296,7 @@
         <w:pStyle w:val="ListBullet"/>
       </w:pPr>
       <w:r>
-        <w:t>Application: Generic report production is potentially easier/self-served; real consumer research remains distinct. No measured niche effect or net savings exists.</w:t>
+        <w:t>For application: Generic desk research may become easier; authentic U.S. customer validation and source checking remain different needs. No measured net savings.</w:t>
       </w:r>
     </w:p>
     <w:p>
@@ -331,7 +304,7 @@
         <w:pStyle w:val="ListBullet"/>
       </w:pPr>
       <w:r>
-        <w:t>Organization-specific: A report seller may lose differentiation if equivalent self-service displaces its paid core; a fieldwork seller has different assumed capture mechanisms; a product brand does not sell reports. Actual pricing power and substitution are unknown.</w:t>
+        <w:t>For organization: Selling generic reports exposes paid content differently from fieldwork/execution or product sales. Primary v1 separates High conditional stress exposure from undetermined actual potency; it defers business-impact timing. Other-context categories are not directly comparable measures.</w:t>
       </w:r>
     </w:p>
     <w:p>
@@ -339,7 +312,7 @@
         <w:pStyle w:val="ListBullet"/>
       </w:pPr>
       <w:r>
-        <w:t>Bounded implication: Measure accuracy, review/rework cost, client usefulness and willingness to pay in a reversible pilot before staffing/pricing decisions.</w:t>
+        <w:t>Bounded implication: Pilot now for learning, not because a dated High/mid forecast was validated. Primary v1 proposes a 6–8-week public-data experiment with source, review cost and client-value measures; it was not executed.</w:t>
       </w:r>
     </w:p>
     <w:p>
@@ -347,7 +320,7 @@
         <w:pStyle w:val="ListBullet"/>
       </w:pPr>
       <w:r>
-        <w:t>Confidence: Reasonable in the conceptual mechanism, low in firm-specific magnitude/timing. v0 High/mid-term primary placement is not endorsed as an evidenced forecast.</w:t>
+        <w:t>Confidence: Moderate in conceptual mechanisms/source-risk boundaries; low in realized magnitude/timing and real-world transfer. No probabilities inferred.</w:t>
       </w:r>
     </w:p>
     <w:p>
@@ -355,7 +328,7 @@
         <w:pStyle w:val="ListBullet"/>
       </w:pPr>
       <w:r>
-        <w:t>Change condition: Real client substitution/price evidence and fully loaded quality/cost measurements could justify a stronger threat rating or a sustaining interpretation.</w:t>
+        <w:t>Change condition: Documented substitution, fees/margins, fully loaded cost/quality and genuine consumer/partner evidence could change assessment.</w:t>
       </w:r>
     </w:p>
     <w:p>
@@ -371,7 +344,7 @@
         <w:pStyle w:val="ListBullet"/>
       </w:pPr>
       <w:r>
-        <w:t>Most important sources: C1 course Chapter 1 framework; S1 NBER WP 31161 November 2023 abstract/system/limitations; S3 SBA research-method guidance; S4 NIST AI 600-1 risk sections. HBS not read (403). Claims/limits and raw download metadata are in evidence/.</w:t>
+        <w:t>Sources: Fortino Chapter 1 framework; NBER WP 31161 November 2023 passages; SBA research-method guidance; NIST AI 600-1 risk sections. HBS 403 excluded. Provenance and limits in evidence/.</w:t>
       </w:r>
     </w:p>
     <w:p>
@@ -379,7 +352,7 @@
         <w:pStyle w:val="ListBullet"/>
       </w:pPr>
       <w:r>
-        <w:t>Primary result: Student-supplied actual v0 reports conditional High/mid-term; reviewer identifies unsupported timing/materiality. Course and full-schema checks pass; substantive review requires revision.</w:t>
+        <w:t>Primary v0: Conditional High/mid-term with unsupported arrival window. Preserved exact output and critique, not edited in place.</w:t>
       </w:r>
     </w:p>
     <w:p>
@@ -387,7 +360,7 @@
         <w:pStyle w:val="ListBullet"/>
       </w:pPr>
       <w:r>
-        <w:t>Contrasts / stable: All three general findings are byte-identical. Technology and evidence snapshot remain fixed. NBER 14% is not transferred as consulting ROI.</w:t>
+        <w:t>Contrasts: Valid value-capture difference: paid report versus fieldwork/execution versus internal support for goods sales. Same general findings/evidence remain stable. The numerical/category ladder alone is not accepted as context validity.</w:t>
       </w:r>
     </w:p>
     <w:p>
@@ -395,7 +368,7 @@
         <w:pStyle w:val="ListBullet"/>
       </w:pPr>
       <w:r>
-        <w:t>Contrasts / changed: Report-fee exposure versus internal product-sales economics is a valid contextual distinction. Reported High/Moderate/Low ladder is confounded by business-model versus workflow scope and not independently accepted.</w:t>
+        <w:t>Weakness found: Unsupported primary timing, changing business-model/workflow assessment object, generic copied counterarguments. Exact passages in critical_review.md.</w:t>
       </w:r>
     </w:p>
     <w:p>
@@ -403,7 +376,7 @@
         <w:pStyle w:val="ListBullet"/>
       </w:pPr>
       <w:r>
-        <w:t>Weakness: Exact primary High/mid-term passage and contrast scope drift preserved in critical_review.md; internal-brand counterargument copies consultancy client logic.</w:t>
+        <w:t>Revision: 0.4 evidence gates, stress-versus-supported assessment, fixed assessment object, timing abstention, tailored counterargument and ledger/scope controls. Old instructions/metadata/packets retained.</w:t>
       </w:r>
     </w:p>
     <w:p>
@@ -411,7 +384,7 @@
         <w:pStyle w:val="ListBullet"/>
       </w:pPr>
       <w:r>
-        <w:t>Revision: 0.4 adds evidence gates, supported-assessment/stress-case separation, fixed assessment object, honest impact-timing abstention, specific counterarguments and ledger/scope controls. Original instructions/metadata/packets retained in baselines/.</w:t>
+        <w:t>Actual retest: Three received v1 responses based on revised packet specifications, generated in ONE ChatGPT conversation. Not three independent fresh-chat tests. No witnessed Codex API session or full model/settings transcript. Raw outputs/handoff and hashes preserved.</w:t>
       </w:r>
     </w:p>
     <w:p>
@@ -419,7 +392,7 @@
         <w:pStyle w:val="ListBullet"/>
       </w:pPr>
       <w:r>
-        <w:t>Retest: Local preflight/rebuild/preservation checks executed; no new ChatGPT response exists. Behavioral retest PENDING because this session has no separate interactive ChatGPT execution tool. retest_handoff.md gives exact packets and acceptance criteria. No static check is counted as behavioral success.</w:t>
+        <w:t>Checks: All six v0/v1 responses independently pass instructor validator and full Draft 2020-12 schema. Frozen/core/package checks pass. Inputs/evidence unchanged in repository. See validation logs.</w:t>
       </w:r>
     </w:p>
     <w:p>
@@ -427,7 +400,23 @@
         <w:pStyle w:val="ListBullet"/>
       </w:pPr>
       <w:r>
-        <w:t>Remaining limitation: Hypothetical organization, no original interviews or measured commercial data; external ChatGPT run provenance is user-reported without full transcript/settings; revised behavior not yet demonstrated.</w:t>
+        <w:t>Observed correction: Primary separates conditional High from unknown realized potency and explicitly leaves impact date undetermined. NBER version precision and threshold calibration improve.</w:t>
+      </w:r>
+    </w:p>
+    <w:p>
+      <w:pPr>
+        <w:pStyle w:val="ListBullet"/>
+      </w:pPr>
+      <w:r>
+        <w:t>Partial/non-correction: Contrast 1 still uses an ancillary service Moderate label; illustrative process cells persist; contrary-evidence arrays identical; ledger not exhaustive. Full behavioral compliance is NOT claimed.</w:t>
+      </w:r>
+    </w:p>
+    <w:p>
+      <w:pPr>
+        <w:pStyle w:val="ListBullet"/>
+      </w:pPr>
+      <w:r>
+        <w:t>Causal/reliability limit: Same-session carryover/anchoring and unrecorded settings prevent attributing improvements solely to revision or claiming independent reproducibility. No company/pilot performance validated.</w:t>
       </w:r>
     </w:p>
     <w:p>
@@ -443,7 +432,7 @@
         <w:pStyle w:val="ListBullet"/>
       </w:pPr>
       <w:r>
-        <w:t>Credible enough for team consideration? Yes as a transparent reviewed candidate and failure example, not as validated decision support. Its schema reliability is demonstrated; calibrated threat/timing behavior is not yet demonstrated.</w:t>
+        <w:t>Adequate for team consideration? Yes as a bounded, transparent tested candidate with documented failure and partial improvement, not autonomous decision support or market forecasting. All acceptance criteria have not passed.</w:t>
       </w:r>
     </w:p>
     <w:p>
@@ -451,7 +440,7 @@
         <w:pStyle w:val="ListBullet"/>
       </w:pPr>
       <w:r>
-        <w:t>Team recommendation: Preserve the three context levels and common schema; pilot before irreversible action. Keep business-model threat distinct from process benefit and confidence distinct from severity. Do not aggregate categorical outputs as probabilities.</w:t>
+        <w:t>Recommendation: Source-audited reversible pilot before price/staff changes. Retain real field validation and human responsibility. Do not rank scenario categories as probabilities.</w:t>
       </w:r>
     </w:p>
     <w:p>
@@ -459,7 +448,7 @@
         <w:pStyle w:val="ListBullet"/>
       </w:pPr>
       <w:r>
-        <w:t>AI / verification note: Codex drafted specialist logic and checked original-source passages. The student provided external ChatGPT v0 returns. Codex independently preserved/validated/reviewed them and revised the agent. Sources were not re-opened by the v0 ChatGPT run; the current review used archived originals. No v1 responses or test success fabricated.</w:t>
+        <w:t>Integration limitation: Preserve evidence scope, confidence, assumptions, context and abstention. Separate workflow opportunity from business-model threat and future research from actual results.</w:t>
       </w:r>
     </w:p>
     <w:p>
@@ -467,7 +456,15 @@
         <w:pStyle w:val="ListBullet"/>
       </w:pPr>
       <w:r>
-        <w:t>Personal deliverables: Half-page independent judgment and ≤100-word Craft Gained are English AI-assisted drafts for the student's review; they do not assert unperformed measurements or successful retest.</w:t>
+        <w:t>AI/verification: Codex drafted and checked framework/source passages; user supplied actual ChatGPT v0/v1. Codex preserved, independently validated and critically reviewed them. V1 uses the same supplied source snapshot, not independent fresh browsing. No fabricated model returns, interviews, pilot results or fully fixed claims.</w:t>
+      </w:r>
+    </w:p>
+    <w:p>
+      <w:pPr>
+        <w:pStyle w:val="ListBullet"/>
+      </w:pPr>
+      <w:r>
+        <w:t>Personal review: Independent judgment and 100-word-maximum Craft Gained are English AI-assisted drafts for student review. Add name/team and confirm personal accuracy before Brightspace submission.</w:t>
       </w:r>
     </w:p>
     <w:sectPr>
@@ -488,7 +485,7 @@
       <w:pStyle w:val="Caption"/>
     </w:pPr>
     <w:r>
-      <w:t>Assignment 2 | Review draft — behavioral retest pending</w:t>
+      <w:t>Assignment 2 | Source-linked analysis and test record</w:t>
     </w:r>
   </w:p>
 </w:hdr>
